--- a/CSCU9M6 assignment OneDrive coversheet 2026.docx
+++ b/CSCU9M6 assignment OneDrive coversheet 2026.docx
@@ -591,51 +591,13 @@
             <w:pPr>
               <w:pStyle w:val="TableParagraph"/>
               <w:ind w:left="1091" w:right="27" w:hanging="797"/>
+              <w:jc w:val="center"/>
             </w:pPr>
             <w:r>
               <w:rPr>
                 <w:color w:val="155F82"/>
               </w:rPr>
-              <w:t>[Student</w:t>
-            </w:r>
-            <w:r>
-              <w:rPr>
-                <w:color w:val="155F82"/>
-                <w:spacing w:val="-12"/>
-              </w:rPr>
-              <w:t xml:space="preserve"> </w:t>
-            </w:r>
-            <w:r>
-              <w:rPr>
-                <w:color w:val="155F82"/>
-              </w:rPr>
-              <w:t>please</w:t>
-            </w:r>
-            <w:r>
-              <w:rPr>
-                <w:color w:val="155F82"/>
-                <w:spacing w:val="-12"/>
-              </w:rPr>
-              <w:t xml:space="preserve"> </w:t>
-            </w:r>
-            <w:r>
-              <w:rPr>
-                <w:color w:val="155F82"/>
-              </w:rPr>
-              <w:t>provide</w:t>
-            </w:r>
-            <w:r>
-              <w:rPr>
-                <w:color w:val="155F82"/>
-                <w:spacing w:val="-12"/>
-              </w:rPr>
-              <w:t xml:space="preserve"> </w:t>
-            </w:r>
-            <w:r>
-              <w:rPr>
-                <w:color w:val="155F82"/>
-              </w:rPr>
-              <w:t>word count here]</w:t>
+              <w:t>1632</w:t>
             </w:r>
           </w:p>
         </w:tc>
@@ -1525,107 +1487,12 @@
           <w:p>
             <w:pPr>
               <w:pStyle w:val="TableParagraph"/>
-              <w:spacing w:before="98"/>
-              <w:ind w:left="0"/>
-            </w:pPr>
-          </w:p>
-          <w:p>
-            <w:pPr>
-              <w:pStyle w:val="TableParagraph"/>
-              <w:ind w:left="108" w:right="96"/>
-              <w:jc w:val="center"/>
-            </w:pPr>
-            <w:r>
-              <w:rPr>
-                <w:color w:val="155F82"/>
-              </w:rPr>
-              <w:t>[Student</w:t>
-            </w:r>
-            <w:r>
-              <w:rPr>
-                <w:color w:val="155F82"/>
-                <w:spacing w:val="-9"/>
-              </w:rPr>
-              <w:t xml:space="preserve"> </w:t>
-            </w:r>
-            <w:r>
-              <w:rPr>
-                <w:color w:val="155F82"/>
-              </w:rPr>
-              <w:t>please</w:t>
-            </w:r>
-            <w:r>
-              <w:rPr>
-                <w:color w:val="155F82"/>
-                <w:spacing w:val="-8"/>
-              </w:rPr>
-              <w:t xml:space="preserve"> </w:t>
-            </w:r>
-            <w:r>
-              <w:rPr>
-                <w:color w:val="155F82"/>
-              </w:rPr>
-              <w:t>provide</w:t>
-            </w:r>
-            <w:r>
-              <w:rPr>
-                <w:color w:val="155F82"/>
-                <w:spacing w:val="-9"/>
-              </w:rPr>
-              <w:t xml:space="preserve"> </w:t>
-            </w:r>
-            <w:r>
-              <w:rPr>
-                <w:color w:val="155F82"/>
-              </w:rPr>
-              <w:t>file</w:t>
-            </w:r>
-            <w:r>
-              <w:rPr>
-                <w:color w:val="155F82"/>
-                <w:spacing w:val="-9"/>
-              </w:rPr>
-              <w:t xml:space="preserve"> </w:t>
-            </w:r>
-            <w:r>
-              <w:rPr>
-                <w:color w:val="155F82"/>
-              </w:rPr>
-              <w:t>link here. Make sure to share with your module coordinator and</w:t>
-            </w:r>
-          </w:p>
-          <w:p>
-            <w:pPr>
-              <w:pStyle w:val="TableParagraph"/>
               <w:spacing w:line="252" w:lineRule="exact"/>
               <w:ind w:left="108" w:right="101"/>
               <w:jc w:val="center"/>
             </w:pPr>
             <w:r>
-              <w:rPr>
-                <w:color w:val="155F82"/>
-              </w:rPr>
-              <w:t>click</w:t>
-            </w:r>
-            <w:r>
-              <w:rPr>
-                <w:color w:val="155F82"/>
-                <w:spacing w:val="-6"/>
-              </w:rPr>
-              <w:t xml:space="preserve"> </w:t>
-            </w:r>
-            <w:r>
-              <w:rPr>
-                <w:color w:val="155F82"/>
-              </w:rPr>
-              <w:t>‘view-</w:t>
-            </w:r>
-            <w:r>
-              <w:rPr>
-                <w:color w:val="155F82"/>
-                <w:spacing w:val="-2"/>
-              </w:rPr>
-              <w:t>only’]</w:t>
+              <w:t>https://github.com/v-saketh-p/CSCU9M6.git</w:t>
             </w:r>
           </w:p>
         </w:tc>
